--- a/partner-kit/Elorge-Partner-Summary.docx
+++ b/partner-kit/Elorge-Partner-Summary.docx
@@ -133,7 +133,7 @@
           <w:sz w:val="19"/>
           <w:szCs w:val="19"/>
         </w:rPr>
-        <w:t xml:space="preserve">We confirm the order with you and collect the goods, with your invoice and a signed delivery waybill for every collection.</w:t>
+        <w:t xml:space="preserve">We confirm the order and stock with you, and you send a pro-forma invoice for that order.</w:t>
       </w:r>
     </w:p>
     <w:p>
@@ -152,7 +152,7 @@
           <w:sz w:val="19"/>
           <w:szCs w:val="19"/>
         </w:rPr>
-        <w:t xml:space="preserve">We deliver through Elorge Logistics or an approved delivery partner, and the customer receives tracking updates.</w:t>
+        <w:t xml:space="preserve">We pay you in full by bank transfer. You confirm receipt in writing and release the goods only after that.</w:t>
       </w:r>
     </w:p>
     <w:p>
@@ -171,7 +171,7 @@
           <w:sz w:val="19"/>
           <w:szCs w:val="19"/>
         </w:rPr>
-        <w:t xml:space="preserve">We settle with you on the terms we agree in writing.</w:t>
+        <w:t xml:space="preserve">We collect the goods with your final invoice and a signed delivery waybill, and deliver through Elorge Logistics or an approved delivery partner, with tracking updates to the customer.</w:t>
       </w:r>
     </w:p>
     <w:p>
@@ -350,7 +350,7 @@
                 <w:sz w:val="19"/>
                 <w:szCs w:val="19"/>
               </w:rPr>
-              <w:t xml:space="preserve">Orders that are already paid before we collect</w:t>
+              <w:t xml:space="preserve">Customers pay first, and you are paid in full before every collection</w:t>
             </w:r>
           </w:p>
           <w:p>
@@ -519,7 +519,26 @@
                 <w:sz w:val="19"/>
                 <w:szCs w:val="19"/>
               </w:rPr>
-              <w:t xml:space="preserve">An invoice and signed waybill with every collection</w:t>
+              <w:t xml:space="preserve">A pro-forma invoice for each order, written confirmation when our payment arrives, then goods released with your final invoice and a signed waybill</w:t>
+            </w:r>
+          </w:p>
+          <w:p>
+            <w:pPr>
+              <w:pStyle w:val="ListParagraph"/>
+              <w:numPr>
+                <w:ilvl w:val="0"/>
+                <w:numId w:val="3"/>
+              </w:numPr>
+              <w:spacing w:after="40" w:before="0" w:line="252"/>
+            </w:pPr>
+            <w:r>
+              <w:rPr>
+                <w:rFonts w:ascii="Arial" w:cs="Arial" w:eastAsia="Arial" w:hAnsi="Arial"/>
+                <w:color w:val="0F1F2E"/>
+                <w:sz w:val="19"/>
+                <w:szCs w:val="19"/>
+              </w:rPr>
+              <w:t xml:space="preserve">A refund of any payment for goods you cannot supply</w:t>
             </w:r>
           </w:p>
           <w:p>
@@ -728,19 +747,28 @@
                 <w:color w:val="0F1F2E"/>
                 <w:sz w:val="19"/>
                 <w:szCs w:val="19"/>
+              </w:rPr>
+              <w:t xml:space="preserve">In full by bank transfer BEFORE each collection, within </w:t>
+            </w:r>
+            <w:r>
+              <w:rPr>
+                <w:rFonts w:ascii="Arial" w:cs="Arial" w:eastAsia="Arial" w:hAnsi="Arial"/>
+                <w:color w:val="0F1F2E"/>
+                <w:sz w:val="19"/>
+                <w:szCs w:val="19"/>
                 <w:highlight w:val="yellow"/>
                 <w:highlightCs w:val="yellow"/>
               </w:rPr>
-              <w:t xml:space="preserve">[___ days after collection]</w:t>
-            </w:r>
-            <w:r>
-              <w:rPr>
-                <w:rFonts w:ascii="Arial" w:cs="Arial" w:eastAsia="Arial" w:hAnsi="Arial"/>
-                <w:color w:val="0F1F2E"/>
-                <w:sz w:val="19"/>
-                <w:szCs w:val="19"/>
-              </w:rPr>
-              <w:t xml:space="preserve">, by bank transfer</w:t>
+              <w:t xml:space="preserve">[___ hours]</w:t>
+            </w:r>
+            <w:r>
+              <w:rPr>
+                <w:rFonts w:ascii="Arial" w:cs="Arial" w:eastAsia="Arial" w:hAnsi="Arial"/>
+                <w:color w:val="0F1F2E"/>
+                <w:sz w:val="19"/>
+                <w:szCs w:val="19"/>
+              </w:rPr>
+              <w:t xml:space="preserve"> of your pro-forma invoice. You confirm receipt in writing, then release the goods.</w:t>
             </w:r>
           </w:p>
         </w:tc>
@@ -776,7 +804,7 @@
                 <w:sz w:val="19"/>
                 <w:szCs w:val="19"/>
               </w:rPr>
-              <w:t xml:space="preserve">Price changes</w:t>
+              <w:t xml:space="preserve">Goods you cannot supply</w:t>
             </w:r>
           </w:p>
         </w:tc>
@@ -808,7 +836,7 @@
                 <w:sz w:val="19"/>
                 <w:szCs w:val="19"/>
               </w:rPr>
-              <w:t xml:space="preserve">Only by written notice of </w:t>
+              <w:t xml:space="preserve">Any payment we made for goods you cannot supply is refunded within </w:t>
             </w:r>
             <w:r>
               <w:rPr>
@@ -820,15 +848,6 @@
                 <w:highlightCs w:val="yellow"/>
               </w:rPr>
               <w:t xml:space="preserve">[___ days]</w:t>
-            </w:r>
-            <w:r>
-              <w:rPr>
-                <w:rFonts w:ascii="Arial" w:cs="Arial" w:eastAsia="Arial" w:hAnsi="Arial"/>
-                <w:color w:val="0F1F2E"/>
-                <w:sz w:val="19"/>
-                <w:szCs w:val="19"/>
-              </w:rPr>
-              <w:t xml:space="preserve">; you approve any promotion that discounts your products</w:t>
             </w:r>
           </w:p>
         </w:tc>
@@ -863,7 +882,7 @@
                 <w:sz w:val="19"/>
                 <w:szCs w:val="19"/>
               </w:rPr>
-              <w:t xml:space="preserve">Term</w:t>
+              <w:t xml:space="preserve">Price changes</w:t>
             </w:r>
           </w:p>
         </w:tc>
@@ -876,6 +895,94 @@
               <w:bottom w:val="single" w:color="C9D6E4" w:sz="4"/>
               <w:right w:val="single" w:color="C9D6E4" w:sz="4"/>
             </w:tcBorders>
+            <w:tcMar>
+              <w:top w:type="dxa" w:w="80"/>
+              <w:left w:type="dxa" w:w="120"/>
+              <w:bottom w:type="dxa" w:w="80"/>
+              <w:right w:type="dxa" w:w="120"/>
+            </w:tcMar>
+          </w:tcPr>
+          <w:p>
+            <w:pPr>
+              <w:spacing w:after="0" w:before="0" w:line="252"/>
+            </w:pPr>
+            <w:r>
+              <w:rPr>
+                <w:rFonts w:ascii="Arial" w:cs="Arial" w:eastAsia="Arial" w:hAnsi="Arial"/>
+                <w:color w:val="0F1F2E"/>
+                <w:sz w:val="19"/>
+                <w:szCs w:val="19"/>
+              </w:rPr>
+              <w:t xml:space="preserve">Only by written notice of </w:t>
+            </w:r>
+            <w:r>
+              <w:rPr>
+                <w:rFonts w:ascii="Arial" w:cs="Arial" w:eastAsia="Arial" w:hAnsi="Arial"/>
+                <w:color w:val="0F1F2E"/>
+                <w:sz w:val="19"/>
+                <w:szCs w:val="19"/>
+                <w:highlight w:val="yellow"/>
+                <w:highlightCs w:val="yellow"/>
+              </w:rPr>
+              <w:t xml:space="preserve">[___ days]</w:t>
+            </w:r>
+            <w:r>
+              <w:rPr>
+                <w:rFonts w:ascii="Arial" w:cs="Arial" w:eastAsia="Arial" w:hAnsi="Arial"/>
+                <w:color w:val="0F1F2E"/>
+                <w:sz w:val="19"/>
+                <w:szCs w:val="19"/>
+              </w:rPr>
+              <w:t xml:space="preserve">; you approve any promotion that discounts your products</w:t>
+            </w:r>
+          </w:p>
+        </w:tc>
+      </w:tr>
+      <w:tr>
+        <w:tc>
+          <w:tcPr>
+            <w:tcW w:type="dxa" w:w="3000"/>
+            <w:tcBorders>
+              <w:top w:val="single" w:color="C9D6E4" w:sz="4"/>
+              <w:left w:val="single" w:color="C9D6E4" w:sz="4"/>
+              <w:bottom w:val="single" w:color="C9D6E4" w:sz="4"/>
+              <w:right w:val="single" w:color="C9D6E4" w:sz="4"/>
+            </w:tcBorders>
+            <w:shd w:fill="F5F8FC" w:color="auto" w:val="clear"/>
+            <w:tcMar>
+              <w:top w:type="dxa" w:w="80"/>
+              <w:left w:type="dxa" w:w="120"/>
+              <w:bottom w:type="dxa" w:w="80"/>
+              <w:right w:type="dxa" w:w="120"/>
+            </w:tcMar>
+          </w:tcPr>
+          <w:p>
+            <w:pPr>
+              <w:spacing w:after="0" w:before="0" w:line="252"/>
+            </w:pPr>
+            <w:r>
+              <w:rPr>
+                <w:rFonts w:ascii="Arial" w:cs="Arial" w:eastAsia="Arial" w:hAnsi="Arial"/>
+                <w:b/>
+                <w:bCs/>
+                <w:color w:val="0F1F2E"/>
+                <w:sz w:val="19"/>
+                <w:szCs w:val="19"/>
+              </w:rPr>
+              <w:t xml:space="preserve">Term</w:t>
+            </w:r>
+          </w:p>
+        </w:tc>
+        <w:tc>
+          <w:tcPr>
+            <w:tcW w:type="dxa" w:w="6890"/>
+            <w:tcBorders>
+              <w:top w:val="single" w:color="C9D6E4" w:sz="4"/>
+              <w:left w:val="single" w:color="C9D6E4" w:sz="4"/>
+              <w:bottom w:val="single" w:color="C9D6E4" w:sz="4"/>
+              <w:right w:val="single" w:color="C9D6E4" w:sz="4"/>
+            </w:tcBorders>
+            <w:shd w:fill="F5F8FC" w:color="auto" w:val="clear"/>
             <w:tcMar>
               <w:top w:type="dxa" w:w="80"/>
               <w:left w:type="dxa" w:w="120"/>
